--- a/quick-reference-card.docx
+++ b/quick-reference-card.docx
@@ -996,6 +996,38 @@
           </w:p>
         </w:tc>
       </w:tr>
+      <w:tr>
+        <w:tc>
+          <w:tcPr>
+            <w:tcW w:type="dxa" w:w="1584"/>
+          </w:tcPr>
+          <w:p>
+            <w:r/>
+            <w:r>
+              <w:rPr>
+                <w:b w:val="0"/>
+                <w:sz w:val="17"/>
+              </w:rPr>
+              <w:t>/cost (type it)</w:t>
+            </w:r>
+          </w:p>
+        </w:tc>
+        <w:tc>
+          <w:tcPr>
+            <w:tcW w:type="dxa" w:w="5616"/>
+          </w:tcPr>
+          <w:p>
+            <w:r/>
+            <w:r>
+              <w:rPr>
+                <w:b w:val="0"/>
+                <w:sz w:val="17"/>
+              </w:rPr>
+              <w:t>A task’s approximate credits, plus this month’s used and remaining (free)</w:t>
+            </w:r>
+          </w:p>
+        </w:tc>
+      </w:tr>
     </w:tbl>
     <w:p>
       <w:pPr>
